--- a/docs/Relatorio-de-Impacto-Notify-Flow-Gate-4-Samuel-Victor-Oliveira-Lima.docx
+++ b/docs/Relatorio-de-Impacto-Notify-Flow-Gate-4-Samuel-Victor-Oliveira-Lima.docx
@@ -914,12 +914,7 @@
         <w:jc w:val="both"/>
       </w:pPr>
       <w:r>
-        <w:rPr>
-          <w:rFonts w:ascii="Times New Roman" w:hAnsi="Times New Roman" w:eastAsia="Times New Roman"/>
-          <w:color w:val="000000"/>
-          <w:sz w:val="24"/>
-        </w:rPr>
-        <w:t>A validação foi realizada por inspeção arquitetural, testes automatizados de unidade e contrato, análise estática, build de produção e verificação da configuração Docker Compose. Em 31 de julho de 2026, a API concluiu 305 testes e o frontend concluiu 169, totalizando 474 testes aprovados, sem falhas. O lint da API, o build Vite do frontend e a validação estática do Compose também foram aprovados. Os fluxos reais dos provedores foram experimentados pelo autor durante a construção do MVP; entretanto, não houve estudo formal de usabilidade com amostra externa, o que é assumido como limitação metodológica.</w:t>
+        <w:t>Como validação complementar, o autor realizou um ensaio funcional de envio em massa com aproximadamente 20 a 30 usuários simultâneos. O objetivo foi verificar continuidade da fila, isolamento de falhas e rastreabilidade por contato e canal. O lote foi processado com sucesso e os registros refletiram corretamente os resultados observados. Por não controlar métricas de throughput, latência percentil e saturação de infraestrutura, o ensaio é tratado como evidência funcional, e não como benchmark ou teste formal de capacidade.</w:t>
       </w:r>
     </w:p>
     <w:p>
@@ -930,12 +925,7 @@
         <w:jc w:val="both"/>
       </w:pPr>
       <w:r>
-        <w:rPr>
-          <w:rFonts w:ascii="Times New Roman" w:hAnsi="Times New Roman" w:eastAsia="Times New Roman"/>
-          <w:color w:val="000000"/>
-          <w:sz w:val="24"/>
-        </w:rPr>
-        <w:t>Os resultados indicam que o MVP está funcional para demonstração preliminar e que sua arquitetura reduz falhas em cascata: cada entrega possui estado próprio, tentativas com backoff exponencial, logs por contato e canal e reconciliação de recibos. O uso do WhatsApp Cloud substitui a dependência de automações não oficiais para notificações iniciadas pela organização, reduzindo o risco de bloqueio associado ao uso inadequado do WhatsApp Web. O impacto principal é dar ao contato o controle da autorização e, ao administrador, visibilidade operacional para enviar apenas por destinos identificados e permitidos.</w:t>
+        <w:t>Os resultados indicam que o MVP está funcional para demonstração preliminar e que sua arquitetura reduz falhas em cascata: cada entrega possui estado próprio, tentativas com backoff exponencial, logs por contato e canal e reconciliação de recibos. O uso do WhatsApp Cloud substitui a dependência de automações não oficiais para notificações iniciadas pela organização. A biblioteca passou a orientar novos modelos pelo formato Marketing/Padrão da Meta, com prévia fiel de mídia, corpo, rodapé e ações e com identificação técnica do modelo no histórico. O impacto principal é dar ao contato o controle da autorização e, ao administrador, visibilidade operacional para enviar apenas por destinos identificados e permitidos.</w:t>
       </w:r>
     </w:p>
     <w:p>
@@ -2457,12 +2447,7 @@
         <w:jc w:val="both"/>
       </w:pPr>
       <w:r>
-        <w:rPr>
-          <w:rFonts w:ascii="Times New Roman" w:hAnsi="Times New Roman" w:eastAsia="Times New Roman"/>
-          <w:color w:val="000000"/>
-          <w:sz w:val="24"/>
-        </w:rPr>
-        <w:t>O modelo aprovado é um contrato entre a conta remetente e a Meta. Seu nome, idioma, componentes e parâmetros precisam corresponder ao artefato cadastrado no WhatsApp Manager. Por isso, o Notify Flow oferece formulários que montam o payload sem exigir JSON do usuário, mas não presume aprovação. Os itens de exemplo vinculados ao número de teste ou ao número de produção só funcionam quando o modelo homônimo está disponível para aquele remetente.</w:t>
+        <w:t>O modelo aprovado é um contrato entre a conta remetente e a Meta, que permanece como fonte de verdade. Seu nome, idioma, ordem dos componentes, conteúdo estático e parâmetros precisam corresponder ao artefato cadastrado no WhatsApp Manager. No fluxo administrativo validado, novos cadastros seguem Marketing/Padrão: o Notify Flow espelha cabeçalho, corpo, rodapé e botões para produzir uma prévia fiel, porém envia somente o que a Graph API permite parametrizar. Os itens vinculados ao número de teste ou ao número de produção só funcionam quando o modelo homônimo está disponível e aprovado para aquele remetente.</w:t>
       </w:r>
     </w:p>
     <w:p>
@@ -2671,6 +2656,12 @@
           <w:sz w:val="24"/>
         </w:rPr>
         <w:t>O trabalho foi desenvolvido individualmente por Samuel Victor Oliveira Lima, com orientação de Leonardo Oliveira, por ciclos incrementais. Cada ciclo partiu de um fluxo observável — por exemplo, receber um webhook, autorizar um canal, criar uma campanha ou abrir o Meu Perfil — e foi refinado até que regras de negócio, interface, persistência e testes convergissem. O repositório separa `api` e `frontend`, possui documentação própria em cada diretório e mantém a infraestrutura local e de produção na raiz.</w:t>
+      </w:r>
+    </w:p>
+    <w:p>
+      <w:pPr/>
+      <w:r>
+        <w:t>A primeira versão do projeto foi mantida no repositório legado `samuelvictorol/tcc-prti-samuelvictor` (https://github.com/samuelvictorol/tcc-prti-samuelvictor). Após o estudo de caso e o levantamento detalhado de requisitos, o autor decidiu iniciar uma nova base, mais bem projetada e coerente com os fluxos observados. A versão atual está em `samuelvictorol/tcc-prti-samuelvictor-mvp` (https://github.com/samuelvictorol/tcc-prti-samuelvictor-mvp). A separação preserva a rastreabilidade da evolução: o primeiro repositório registra a concepção inicial, enquanto o atual concentra a arquitetura revisada, as integrações oficiais, a fila, a governança e a experiência consolidada do MVP.</w:t>
       </w:r>
     </w:p>
     <w:p>
@@ -3299,12 +3290,7 @@
         <w:jc w:val="both"/>
       </w:pPr>
       <w:r>
-        <w:rPr>
-          <w:rFonts w:ascii="Times New Roman" w:hAnsi="Times New Roman" w:eastAsia="Times New Roman"/>
-          <w:color w:val="000000"/>
-          <w:sz w:val="24"/>
-        </w:rPr>
-        <w:t>Os testes automatizados são predominantemente unitários e de contrato, com dependências externas simuladas. Eles não substituem um teste ponta a ponta contínuo contra Atlas, Redis, SMTP, Telegram, Graph API e Render. Também não foi realizada pesquisa de usabilidade com participantes externos nem comparação estatística antes/depois. Assim, o impacto é analisado por evidência funcional, redução de risco arquitetural e capacidade de auditoria; não como ganho quantitativo já comprovado em uma organização.</w:t>
+        <w:t>Os testes automatizados são predominantemente unitários e de contrato, com dependências externas simuladas. O ensaio funcional com cerca de 20 a 30 usuários ampliou a evidência sobre fila e logs, mas não substitui teste ponta a ponta contínuo contra Atlas, Redis, SMTP, Telegram, Graph API e Render, nem um teste formal de carga. Também não foi realizada pesquisa de usabilidade com participantes externos ou comparação estatística antes/depois. Assim, o impacto é analisado por evidência funcional, redução de risco arquitetural e capacidade de auditoria; não como ganho quantitativo já comprovado em uma organização.</w:t>
       </w:r>
     </w:p>
     <w:p>
@@ -4888,12 +4874,13 @@
         <w:jc w:val="both"/>
       </w:pPr>
       <w:r>
-        <w:rPr>
-          <w:rFonts w:ascii="Times New Roman" w:hAnsi="Times New Roman" w:eastAsia="Times New Roman"/>
-          <w:color w:val="000000"/>
-          <w:sz w:val="24"/>
-        </w:rPr>
-        <w:t>A biblioteca oferece editores específicos. WhatsApp usa nome oficial, idioma, componentes e parâmetros; Telegram suporta texto, mídia validada e menus; e-mail suporta texto ou HTML sanitizado. Um conjunto agrega de um a três templates, no máximo um por canal, e pode ser associado a um convite. O mesmo template pode participar de vários conjuntos. Essa modelagem reduz divergência entre campanhas recorrentes e evita que o administrador manipule payloads JSON manualmente.</w:t>
+        <w:t>A biblioteca oferece editores específicos. Para WhatsApp, novos cadastros são orientados exclusivamente ao formato Marketing/Padrão: o operador informa o mesmo nome oficial e idioma aprovados na Meta e espelha mídia de cabeçalho, corpo, rodapé e botões no Notify Flow. A descrição do operador permanece interna e nunca compõe a mensagem. Mídias podem usar URL HTTPS ou arquivo armazenado; valores fixos ficam vinculados ao template, evitando nova digitação no disparo. Telegram suporta texto, mídia validada e menus; e-mail suporta texto ou HTML sanitizado. Um conjunto agrega de um a três templates, no máximo um por canal, e pode ser associado a um convite. O mesmo template pode participar de vários conjuntos.</w:t>
+      </w:r>
+    </w:p>
+    <w:p>
+      <w:pPr/>
+      <w:r>
+        <w:t>A Meta continua sendo a autoridade sobre o conteúdo estático aprovado. Portanto, o fluxo definido é: criar e aprovar o modelo Marketing/Padrão no WhatsApp Manager; reproduzir no Notify Flow o mesmo nome, idioma e estrutura; conferir a prévia; e então disparar pela fila. O Notify Flow envia apenas os parâmetros permitidos pela Graph API e mantém uma fotografia segura do template no histórico, exibindo o identificador `[Template: nome_oficial]` junto da representação de mídia, texto, rodapé e ações. Links de ação para outro número de WhatsApp são rejeitados para respeitar as limitações e políticas da API oficial.</w:t>
       </w:r>
     </w:p>
     <w:p>
@@ -4920,12 +4907,7 @@
         <w:jc w:val="both"/>
       </w:pPr>
       <w:r>
-        <w:rPr>
-          <w:rFonts w:ascii="Times New Roman" w:hAnsi="Times New Roman" w:eastAsia="Times New Roman"/>
-          <w:color w:val="000000"/>
-          <w:sz w:val="24"/>
-        </w:rPr>
-        <w:t>A campanha pode usar um conjunto, templates isolados ou uma mensagem rápida quando a política do canal permite. O administrador escolhe um, dois ou três canais, contatos ou grupos, preenche variáveis e revisa uma prévia antes de confirmar. As páginas de WhatsApp, Telegram e Gmail reúnem disparos específicos; WhatsApp e Telegram também mostram conversas em tempo real. Governança inclui termos e privacidade versionados, auditoria de links temporários e central de eventos administrativos com retenção de trinta dias.</w:t>
+        <w:t>A campanha pode usar um conjunto, templates isolados ou uma mensagem rápida quando a política do canal permite. O administrador escolhe um, dois ou três canais, contatos ou grupos e revisa uma prévia antes de confirmar. No fluxo manual, o conteúdo e os parâmetros ficam engessados no template cadastrado; a seção de dados variáveis foi removida para reduzir erro operacional, sem impedir integrações futuras pela API. As páginas de WhatsApp, Telegram e Gmail reúnem disparos específicos; WhatsApp e Telegram também mostram conversas em tempo real. Governança inclui termos e privacidade versionados, auditoria de links temporários e central de eventos administrativos com retenção de trinta dias.</w:t>
       </w:r>
     </w:p>
     <w:p>
@@ -5981,6 +5963,18 @@
       </w:r>
     </w:p>
     <w:p>
+      <w:pPr/>
+      <w:r>
+        <w:t>Para modelos próprios, o procedimento validado usa Marketing/Padrão na Meta e o mesmo desenho no Notify Flow. Cabeçalho de imagem, vídeo ou documento, corpo, rodapé e botões são cadastrados uma única vez; a prévia administrativa reproduz aproximadamente a apresentação no chat, e a mensagem histórica preserva o nome oficial e a fotografia dos componentes usados. A descrição interna do template não é confundida com o corpo, e o envio não tenta substituir textos estáticos que pertencem ao modelo aprovado na WABA.</w:t>
+      </w:r>
+    </w:p>
+    <w:p>
+      <w:pPr/>
+      <w:r>
+        <w:t>Quando o cabeçalho utiliza mídia, o operador pode informar uma URL HTTPS ou enviar imagem, vídeo ou documento ao Notify Flow. O arquivo é validado por tipo MIME, extensão, assinatura binária e tamanho, armazenado no GridFS/MongoDB e exposto à Meta por referência pública assinada e não enumerável. Os limites atuais são 5 MB para imagem, 16 MB para vídeo e 100 MB para documento. A interface apresenta prévia visual e payload formatado para conferência. Botões que apontem para `wa.me`, subdomínios de `whatsapp.com`, esquema `whatsapp://` ou destino equivalente são recusados antes de salvar.</w:t>
+      </w:r>
+    </w:p>
+    <w:p>
       <w:pPr>
         <w:pStyle w:val="Heading3"/>
         <w:pageBreakBefore w:val="0"/>
@@ -7266,17 +7260,7 @@
             </w:tcMar>
           </w:tcPr>
           <w:p>
-            <w:pPr>
-              <w:spacing w:after="0" w:line="252" w:lineRule="auto"/>
-              <w:ind w:firstLine="0"/>
-              <w:jc w:val="left"/>
-            </w:pPr>
-            <w:r>
-              <w:rPr>
-                <w:rFonts w:ascii="Times New Roman" w:hAnsi="Times New Roman" w:eastAsia="Times New Roman"/>
-                <w:color w:val="000000"/>
-                <w:sz w:val="18"/>
-              </w:rPr>
+            <w:r>
               <w:t>Testes da API</w:t>
             </w:r>
           </w:p>
@@ -7293,18 +7277,8 @@
             </w:tcMar>
           </w:tcPr>
           <w:p>
-            <w:pPr>
-              <w:spacing w:after="0" w:line="252" w:lineRule="auto"/>
-              <w:ind w:firstLine="0"/>
-              <w:jc w:val="left"/>
-            </w:pPr>
-            <w:r>
-              <w:rPr>
-                <w:rFonts w:ascii="Times New Roman" w:hAnsi="Times New Roman" w:eastAsia="Times New Roman"/>
-                <w:color w:val="000000"/>
-                <w:sz w:val="18"/>
-              </w:rPr>
-              <w:t>34 arquivos: regras, filas, webhooks, segurança e persistência.</w:t>
+            <w:r>
+              <w:t>Regras, filas, webhooks, segurança, templates e persistência.</w:t>
             </w:r>
           </w:p>
         </w:tc>
@@ -7320,18 +7294,8 @@
             </w:tcMar>
           </w:tcPr>
           <w:p>
-            <w:pPr>
-              <w:spacing w:after="0" w:line="252" w:lineRule="auto"/>
-              <w:ind w:firstLine="0"/>
-              <w:jc w:val="left"/>
-            </w:pPr>
-            <w:r>
-              <w:rPr>
-                <w:rFonts w:ascii="Times New Roman" w:hAnsi="Times New Roman" w:eastAsia="Times New Roman"/>
-                <w:color w:val="000000"/>
-                <w:sz w:val="18"/>
-              </w:rPr>
-              <w:t>305 aprovados; 0 falhas; 0 ignorados.</w:t>
+            <w:r>
+              <w:t>322 aprovados; 0 falhas.</w:t>
             </w:r>
           </w:p>
         </w:tc>
@@ -7352,17 +7316,7 @@
             </w:tcMar>
           </w:tcPr>
           <w:p>
-            <w:pPr>
-              <w:spacing w:after="0" w:line="252" w:lineRule="auto"/>
-              <w:ind w:firstLine="0"/>
-              <w:jc w:val="left"/>
-            </w:pPr>
-            <w:r>
-              <w:rPr>
-                <w:rFonts w:ascii="Times New Roman" w:hAnsi="Times New Roman" w:eastAsia="Times New Roman"/>
-                <w:color w:val="000000"/>
-                <w:sz w:val="18"/>
-              </w:rPr>
+            <w:r>
               <w:t>Testes do frontend</w:t>
             </w:r>
           </w:p>
@@ -7379,18 +7333,8 @@
             </w:tcMar>
           </w:tcPr>
           <w:p>
-            <w:pPr>
-              <w:spacing w:after="0" w:line="252" w:lineRule="auto"/>
-              <w:ind w:firstLine="0"/>
-              <w:jc w:val="left"/>
-            </w:pPr>
-            <w:r>
-              <w:rPr>
-                <w:rFonts w:ascii="Times New Roman" w:hAnsi="Times New Roman" w:eastAsia="Times New Roman"/>
-                <w:color w:val="000000"/>
-                <w:sz w:val="18"/>
-              </w:rPr>
-              <w:t>31 arquivos: auth, serviços, páginas, diálogos e realtime.</w:t>
+            <w:r>
+              <w:t>Autenticação, serviços, páginas, diálogos, previews e tempo real.</w:t>
             </w:r>
           </w:p>
         </w:tc>
@@ -7406,18 +7350,8 @@
             </w:tcMar>
           </w:tcPr>
           <w:p>
-            <w:pPr>
-              <w:spacing w:after="0" w:line="252" w:lineRule="auto"/>
-              <w:ind w:firstLine="0"/>
-              <w:jc w:val="left"/>
-            </w:pPr>
-            <w:r>
-              <w:rPr>
-                <w:rFonts w:ascii="Times New Roman" w:hAnsi="Times New Roman" w:eastAsia="Times New Roman"/>
-                <w:color w:val="000000"/>
-                <w:sz w:val="18"/>
-              </w:rPr>
-              <w:t>169 aprovados; 0 falhas.</w:t>
+            <w:r>
+              <w:t>192 aprovados; 0 falhas.</w:t>
             </w:r>
           </w:p>
         </w:tc>
@@ -7438,17 +7372,7 @@
             </w:tcMar>
           </w:tcPr>
           <w:p>
-            <w:pPr>
-              <w:spacing w:after="0" w:line="252" w:lineRule="auto"/>
-              <w:ind w:firstLine="0"/>
-              <w:jc w:val="left"/>
-            </w:pPr>
-            <w:r>
-              <w:rPr>
-                <w:rFonts w:ascii="Times New Roman" w:hAnsi="Times New Roman" w:eastAsia="Times New Roman"/>
-                <w:color w:val="000000"/>
-                <w:sz w:val="18"/>
-              </w:rPr>
+            <w:r>
               <w:t>Total automatizado</w:t>
             </w:r>
           </w:p>
@@ -7465,17 +7389,7 @@
             </w:tcMar>
           </w:tcPr>
           <w:p>
-            <w:pPr>
-              <w:spacing w:after="0" w:line="252" w:lineRule="auto"/>
-              <w:ind w:firstLine="0"/>
-              <w:jc w:val="left"/>
-            </w:pPr>
-            <w:r>
-              <w:rPr>
-                <w:rFonts w:ascii="Times New Roman" w:hAnsi="Times New Roman" w:eastAsia="Times New Roman"/>
-                <w:color w:val="000000"/>
-                <w:sz w:val="18"/>
-              </w:rPr>
+            <w:r>
               <w:t>API + frontend.</w:t>
             </w:r>
           </w:p>
@@ -7492,18 +7406,8 @@
             </w:tcMar>
           </w:tcPr>
           <w:p>
-            <w:pPr>
-              <w:spacing w:after="0" w:line="252" w:lineRule="auto"/>
-              <w:ind w:firstLine="0"/>
-              <w:jc w:val="left"/>
-            </w:pPr>
-            <w:r>
-              <w:rPr>
-                <w:rFonts w:ascii="Times New Roman" w:hAnsi="Times New Roman" w:eastAsia="Times New Roman"/>
-                <w:color w:val="000000"/>
-                <w:sz w:val="18"/>
-              </w:rPr>
-              <w:t>474 aprovados; 0 falhas.</w:t>
+            <w:r>
+              <w:t>514 aprovados; 0 falhas.</w:t>
             </w:r>
           </w:p>
         </w:tc>
@@ -7610,17 +7514,7 @@
             </w:tcMar>
           </w:tcPr>
           <w:p>
-            <w:pPr>
-              <w:spacing w:after="0" w:line="252" w:lineRule="auto"/>
-              <w:ind w:firstLine="0"/>
-              <w:jc w:val="left"/>
-            </w:pPr>
-            <w:r>
-              <w:rPr>
-                <w:rFonts w:ascii="Times New Roman" w:hAnsi="Times New Roman" w:eastAsia="Times New Roman"/>
-                <w:color w:val="000000"/>
-                <w:sz w:val="18"/>
-              </w:rPr>
+            <w:r>
               <w:t>Build do frontend</w:t>
             </w:r>
           </w:p>
@@ -7637,17 +7531,7 @@
             </w:tcMar>
           </w:tcPr>
           <w:p>
-            <w:pPr>
-              <w:spacing w:after="0" w:line="252" w:lineRule="auto"/>
-              <w:ind w:firstLine="0"/>
-              <w:jc w:val="left"/>
-            </w:pPr>
-            <w:r>
-              <w:rPr>
-                <w:rFonts w:ascii="Times New Roman" w:hAnsi="Times New Roman" w:eastAsia="Times New Roman"/>
-                <w:color w:val="000000"/>
-                <w:sz w:val="18"/>
-              </w:rPr>
+            <w:r>
               <w:t>Vite em modo de produção.</w:t>
             </w:r>
           </w:p>
@@ -7664,18 +7548,8 @@
             </w:tcMar>
           </w:tcPr>
           <w:p>
-            <w:pPr>
-              <w:spacing w:after="0" w:line="252" w:lineRule="auto"/>
-              <w:ind w:firstLine="0"/>
-              <w:jc w:val="left"/>
-            </w:pPr>
-            <w:r>
-              <w:rPr>
-                <w:rFonts w:ascii="Times New Roman" w:hAnsi="Times New Roman" w:eastAsia="Times New Roman"/>
-                <w:color w:val="000000"/>
-                <w:sz w:val="18"/>
-              </w:rPr>
-              <w:t>Aprovado; 376 módulos transformados.</w:t>
+            <w:r>
+              <w:t>Aprovado; 387 módulos transformados.</w:t>
             </w:r>
           </w:p>
         </w:tc>
@@ -7766,6 +7640,38 @@
           </w:p>
         </w:tc>
       </w:tr>
+      <w:tr>
+        <w:tc>
+          <w:tcPr>
+            <w:tcW w:type="dxa" w:w="1728"/>
+          </w:tcPr>
+          <w:p>
+            <w:r>
+              <w:t>Envio em massa real</w:t>
+            </w:r>
+          </w:p>
+        </w:tc>
+        <w:tc>
+          <w:tcPr>
+            <w:tcW w:type="dxa" w:w="4032"/>
+          </w:tcPr>
+          <w:p>
+            <w:r>
+              <w:t>Ensaio funcional com cerca de 20 a 30 usuários simultâneos.</w:t>
+            </w:r>
+          </w:p>
+        </w:tc>
+        <w:tc>
+          <w:tcPr>
+            <w:tcW w:type="dxa" w:w="2592"/>
+          </w:tcPr>
+          <w:p>
+            <w:r>
+              <w:t>Lote processado com sucesso; fila contínua e logs por contato/canal coerentes e precisos.</w:t>
+            </w:r>
+          </w:p>
+        </w:tc>
+      </w:tr>
     </w:tbl>
     <w:p/>
     <w:p>
@@ -7804,12 +7710,13 @@
         <w:jc w:val="both"/>
       </w:pPr>
       <w:r>
-        <w:rPr>
-          <w:rFonts w:ascii="Times New Roman" w:hAnsi="Times New Roman" w:eastAsia="Times New Roman"/>
-          <w:color w:val="000000"/>
-          <w:sz w:val="24"/>
-        </w:rPr>
-        <w:t>Os 474 testes dão confiança sobre regressões de regra e contrato. A cobertura temática é particularmente relevante porque o núcleo do produto não é uma única tela, mas a combinação entre identidade, consentimento, fila e retorno do provedor. Casos testados incluem assinatura do webhook WhatsApp, deduplicação Telegram, renovação de sessão, grupos por convite, templates, permissões e campanhas com falhas parciais.</w:t>
+        <w:t>Os 514 testes automatizados dão confiança sobre regressões de regra e contrato. A cobertura temática é particularmente relevante porque o núcleo do produto não é uma única tela, mas a combinação entre identidade, consentimento, fila e retorno do provedor. Casos testados incluem assinatura do webhook WhatsApp, deduplicação Telegram, renovação de sessão, grupos por convite, templates Marketing/Padrão, prévias seguras, permissões e campanhas com falhas parciais.</w:t>
+      </w:r>
+    </w:p>
+    <w:p>
+      <w:pPr/>
+      <w:r>
+        <w:t>No ensaio operacional relatado pelo autor, cerca de 20 a 30 usuários foram processados simultaneamente com sucesso. O detalhamento por destinatário e canal permaneceu disponível, os estados registrados corresponderam aos resultados observados e nenhuma falha individual interrompeu o restante do lote. Essa evidência reforça o critério de aceitação da fila e da observabilidade, sem ser apresentada como medição formal de desempenho.</w:t>
       </w:r>
     </w:p>
     <w:p>
@@ -7852,12 +7759,7 @@
         <w:jc w:val="both"/>
       </w:pPr>
       <w:r>
-        <w:rPr>
-          <w:rFonts w:ascii="Times New Roman" w:hAnsi="Times New Roman" w:eastAsia="Times New Roman"/>
-          <w:color w:val="000000"/>
-          <w:sz w:val="24"/>
-        </w:rPr>
-        <w:t>O resultado técnico mais importante é o isolamento de falhas. Em uma campanha com três canais, um contato pode não ter Telegram, outro pode ter e-mail revogado e um modelo WhatsApp pode ser rejeitado. O sistema não converte essas situações em uma falha única. Cada entrega possui estado, motivo e tentativas próprios. Essa propriedade melhora a continuidade operacional e permite corrigir somente o destino afetado.</w:t>
+        <w:t>O resultado técnico mais importante é o isolamento de falhas. Em uma campanha com três canais, um contato pode não ter Telegram, outro pode ter e-mail revogado e um modelo WhatsApp pode ser rejeitado. O sistema não converte essas situações em uma falha única. Cada entrega possui estado, motivo e tentativas próprios. O ensaio funcional com cerca de 20 a 30 usuários confirmou esse comportamento no fluxo operacional: a fila continuou e os logs permitiram identificar com precisão o resultado de cada contato e canal.</w:t>
       </w:r>
     </w:p>
     <w:p>
@@ -8686,6 +8588,38 @@
           </w:p>
         </w:tc>
       </w:tr>
+      <w:tr>
+        <w:tc>
+          <w:tcPr>
+            <w:tcW w:type="dxa" w:w="2232"/>
+          </w:tcPr>
+          <w:p>
+            <w:r>
+              <w:t>Mídia maliciosa ou CTA inadequada</w:t>
+            </w:r>
+          </w:p>
+        </w:tc>
+        <w:tc>
+          <w:tcPr>
+            <w:tcW w:type="dxa" w:w="3024"/>
+          </w:tcPr>
+          <w:p>
+            <w:r>
+              <w:t>HTTPS, validação de MIME/extensão/assinatura/tamanho, GridFS com URL assinada e bloqueio de links WhatsApp.</w:t>
+            </w:r>
+          </w:p>
+        </w:tc>
+        <w:tc>
+          <w:tcPr>
+            <w:tcW w:type="dxa" w:w="3096"/>
+          </w:tcPr>
+          <w:p>
+            <w:r>
+              <w:t>Adicionar antimalware/CDN e revisar periodicamente a política de retenção.</w:t>
+            </w:r>
+          </w:p>
+        </w:tc>
+      </w:tr>
     </w:tbl>
     <w:p/>
     <w:p>
@@ -8740,12 +8674,7 @@
         <w:jc w:val="both"/>
       </w:pPr>
       <w:r>
-        <w:rPr>
-          <w:rFonts w:ascii="Times New Roman" w:hAnsi="Times New Roman" w:eastAsia="Times New Roman"/>
-          <w:color w:val="000000"/>
-          <w:sz w:val="24"/>
-        </w:rPr>
-        <w:t>A versão funcional está publicada em `https://notify-flow.onrender.com/`. A demonstração recomendada começa pelo painel administrativo: conferir a saúde, abrir configurações mascaradas, criar um convite, autorizar um contato, preparar templates e revisar uma campanha. Em seguida, o preceptor pode observar o trabalho na fila, abrir o detalhamento por contato e conferir no Meu Perfil o mesmo histórico sob a perspectiva do titular.</w:t>
+        <w:t>A versão funcional está publicada em `https://notify-flow.onrender.com/` e o código atual está em `https://github.com/samuelvictorol/tcc-prti-samuelvictor-mvp`. A demonstração recomendada começa pelo painel administrativo: conferir a saúde, abrir configurações mascaradas, criar um convite, autorizar um contato, preparar um modelo Marketing/Padrão espelhado da Meta e revisar uma campanha. Em seguida, o preceptor pode observar o trabalho na fila, abrir o detalhamento por contato, visualizar o template no histórico do chat e conferir no Meu Perfil o mesmo histórico sob a perspectiva do titular. A versão inicial permanece preservada em `https://github.com/samuelvictorol/tcc-prti-samuelvictor` como registro da evolução anterior ao novo levantamento de requisitos.</w:t>
       </w:r>
     </w:p>
     <w:tbl>
@@ -8837,12 +8766,7 @@
         <w:jc w:val="both"/>
       </w:pPr>
       <w:r>
-        <w:rPr>
-          <w:rFonts w:ascii="Times New Roman" w:hAnsi="Times New Roman" w:eastAsia="Times New Roman"/>
-          <w:color w:val="000000"/>
-          <w:sz w:val="24"/>
-        </w:rPr>
-        <w:t>O Gate 4 demonstrou que o Notify Flow atingiu o estágio de MVP funcional. A solução integra três canais, oferece interfaces administrativas e públicas, processa campanhas em fila, recebe eventos por webhook e atualiza o painel em tempo real. As 474 verificações automatizadas aprovadas, o lint, o build e a validação do Compose sustentam a conclusão técnica.</w:t>
+        <w:t>O Gate 4 demonstrou que o Notify Flow atingiu o estágio de MVP funcional. A solução integra três canais, oferece interfaces administrativas e públicas, processa campanhas em fila, recebe eventos por webhook e atualiza o painel em tempo real. As 514 verificações automatizadas aprovadas, o lint, o build, a validação do Compose e o ensaio funcional com cerca de 20 a 30 usuários sustentam a conclusão técnica.</w:t>
       </w:r>
     </w:p>
     <w:p>
@@ -8991,6 +8915,18 @@
           <w:sz w:val="21"/>
         </w:rPr>
         <w:t>GOOGLE. Implement server-side authorization — Gmail API. Disponível em: https://developers.google.com/workspace/gmail/api/auth/web-server. Acesso em: 31 jul. 2026.</w:t>
+      </w:r>
+    </w:p>
+    <w:p>
+      <w:pPr/>
+      <w:r>
+        <w:t>GITHUB. Notify Flow — repositório legado. Disponível em: https://github.com/samuelvictorol/tcc-prti-samuelvictor. Acesso em: 31 jul. 2026.</w:t>
+      </w:r>
+    </w:p>
+    <w:p>
+      <w:pPr/>
+      <w:r>
+        <w:t>GITHUB. Notify Flow — repositório atual. Disponível em: https://github.com/samuelvictorol/tcc-prti-samuelvictor-mvp. Acesso em: 31 jul. 2026.</w:t>
       </w:r>
     </w:p>
     <w:p>
@@ -11407,12 +11343,7 @@
         <w:ind w:left="510" w:hanging="255"/>
       </w:pPr>
       <w:r>
-        <w:rPr>
-          <w:rFonts w:ascii="Times New Roman" w:hAnsi="Times New Roman" w:eastAsia="Times New Roman"/>
-          <w:color w:val="000000"/>
-          <w:sz w:val="22"/>
-        </w:rPr>
-        <w:t>Criar modelos no WhatsApp Manager e aguardar aprovação.</w:t>
+        <w:t>Criar na Meta um modelo Marketing/Padrão e aguardar aprovação.</w:t>
       </w:r>
     </w:p>
     <w:p>
@@ -11423,12 +11354,7 @@
         <w:ind w:left="510" w:hanging="255"/>
       </w:pPr>
       <w:r>
-        <w:rPr>
-          <w:rFonts w:ascii="Times New Roman" w:hAnsi="Times New Roman" w:eastAsia="Times New Roman"/>
-          <w:color w:val="000000"/>
-          <w:sz w:val="22"/>
-        </w:rPr>
-        <w:t>Cadastrar no Notify Flow o mesmo nome, idioma e parâmetros.</w:t>
+        <w:t>Espelhar no Notify Flow o mesmo nome, idioma, mídia, corpo, rodapé e botões; conferir a prévia antes do disparo.</w:t>
       </w:r>
     </w:p>
     <w:p>
@@ -11948,18 +11874,8 @@
             </w:tcMar>
           </w:tcPr>
           <w:p>
-            <w:pPr>
-              <w:spacing w:after="0" w:line="252" w:lineRule="auto"/>
-              <w:ind w:firstLine="0"/>
-              <w:jc w:val="left"/>
-            </w:pPr>
-            <w:r>
-              <w:rPr>
-                <w:rFonts w:ascii="Times New Roman" w:hAnsi="Times New Roman" w:eastAsia="Times New Roman"/>
-                <w:color w:val="000000"/>
-                <w:sz w:val="17"/>
-              </w:rPr>
-              <w:t>`api/src`, 21 modelos, 18 módulos de rota, 34 arquivos de teste.</w:t>
+            <w:r>
+              <w:t>`api/src`: regras, filas, webhooks, templates, segurança e persistência.</w:t>
             </w:r>
           </w:p>
         </w:tc>
@@ -11975,18 +11891,8 @@
             </w:tcMar>
           </w:tcPr>
           <w:p>
-            <w:pPr>
-              <w:spacing w:after="0" w:line="252" w:lineRule="auto"/>
-              <w:ind w:firstLine="0"/>
-              <w:jc w:val="left"/>
-            </w:pPr>
-            <w:r>
-              <w:rPr>
-                <w:rFonts w:ascii="Times New Roman" w:hAnsi="Times New Roman" w:eastAsia="Times New Roman"/>
-                <w:color w:val="000000"/>
-                <w:sz w:val="17"/>
-              </w:rPr>
-              <w:t>305 testes e lint aprovados.</w:t>
+            <w:r>
+              <w:t>322 testes e lint aprovados.</w:t>
             </w:r>
           </w:p>
         </w:tc>
@@ -12034,18 +11940,8 @@
             </w:tcMar>
           </w:tcPr>
           <w:p>
-            <w:pPr>
-              <w:spacing w:after="0" w:line="252" w:lineRule="auto"/>
-              <w:ind w:firstLine="0"/>
-              <w:jc w:val="left"/>
-            </w:pPr>
-            <w:r>
-              <w:rPr>
-                <w:rFonts w:ascii="Times New Roman" w:hAnsi="Times New Roman" w:eastAsia="Times New Roman"/>
-                <w:color w:val="000000"/>
-                <w:sz w:val="17"/>
-              </w:rPr>
-              <w:t>14 rotas funcionais, 31 arquivos de teste, build Quasar/Vite.</w:t>
+            <w:r>
+              <w:t>Rotas funcionais, previews de template, conversas e testes de interface.</w:t>
             </w:r>
           </w:p>
         </w:tc>
@@ -12061,18 +11957,8 @@
             </w:tcMar>
           </w:tcPr>
           <w:p>
-            <w:pPr>
-              <w:spacing w:after="0" w:line="252" w:lineRule="auto"/>
-              <w:ind w:firstLine="0"/>
-              <w:jc w:val="left"/>
-            </w:pPr>
-            <w:r>
-              <w:rPr>
-                <w:rFonts w:ascii="Times New Roman" w:hAnsi="Times New Roman" w:eastAsia="Times New Roman"/>
-                <w:color w:val="000000"/>
-                <w:sz w:val="17"/>
-              </w:rPr>
-              <w:t>169 testes e build aprovados.</w:t>
+            <w:r>
+              <w:t>192 testes e build aprovados.</w:t>
             </w:r>
           </w:p>
         </w:tc>
@@ -12147,18 +12033,8 @@
             </w:tcMar>
           </w:tcPr>
           <w:p>
-            <w:pPr>
-              <w:spacing w:after="0" w:line="252" w:lineRule="auto"/>
-              <w:ind w:firstLine="0"/>
-              <w:jc w:val="left"/>
-            </w:pPr>
-            <w:r>
-              <w:rPr>
-                <w:rFonts w:ascii="Times New Roman" w:hAnsi="Times New Roman" w:eastAsia="Times New Roman"/>
-                <w:color w:val="000000"/>
-                <w:sz w:val="17"/>
-              </w:rPr>
-              <w:t>Retries e falha parcial cobertos por testes.</w:t>
+            <w:r>
+              <w:t>Retries e falha parcial cobertos; ensaio funcional de 20 a 30 usuários concluído com logs precisos.</w:t>
             </w:r>
           </w:p>
         </w:tc>
@@ -12503,6 +12379,70 @@
                 <w:sz w:val="17"/>
               </w:rPr>
               <w:t>Fluxos e políticas cobertos por testes.</w:t>
+            </w:r>
+          </w:p>
+        </w:tc>
+      </w:tr>
+      <w:tr>
+        <w:tc>
+          <w:tcPr>
+            <w:tcW w:type="dxa" w:w="1440"/>
+          </w:tcPr>
+          <w:p>
+            <w:r>
+              <w:t>Teste em massa</w:t>
+            </w:r>
+          </w:p>
+        </w:tc>
+        <w:tc>
+          <w:tcPr>
+            <w:tcW w:type="dxa" w:w="4176"/>
+          </w:tcPr>
+          <w:p>
+            <w:r>
+              <w:t>Campanha operacional com cerca de 20 a 30 usuários no mesmo lote.</w:t>
+            </w:r>
+          </w:p>
+        </w:tc>
+        <w:tc>
+          <w:tcPr>
+            <w:tcW w:type="dxa" w:w="2736"/>
+          </w:tcPr>
+          <w:p>
+            <w:r>
+              <w:t>Fila concluída sem interrupção global; estados e logs coerentes por contato e canal.</w:t>
+            </w:r>
+          </w:p>
+        </w:tc>
+      </w:tr>
+      <w:tr>
+        <w:tc>
+          <w:tcPr>
+            <w:tcW w:type="dxa" w:w="1440"/>
+          </w:tcPr>
+          <w:p>
+            <w:r>
+              <w:t>Evolução do produto</w:t>
+            </w:r>
+          </w:p>
+        </w:tc>
+        <w:tc>
+          <w:tcPr>
+            <w:tcW w:type="dxa" w:w="4176"/>
+          </w:tcPr>
+          <w:p>
+            <w:r>
+              <w:t>Repositório legado preservado e nova base criada após estudo de caso e levantamento de requisitos.</w:t>
+            </w:r>
+          </w:p>
+        </w:tc>
+        <w:tc>
+          <w:tcPr>
+            <w:tcW w:type="dxa" w:w="2736"/>
+          </w:tcPr>
+          <w:p>
+            <w:r>
+              <w:t>Histórico rastreável entre a concepção inicial e o MVP atual.</w:t>
             </w:r>
           </w:p>
         </w:tc>
